--- a/Lighting/LED/template 3.docx
+++ b/Lighting/LED/template 3.docx
@@ -1,6 +1,6 @@
 
 <file path=word/document.xml><?xml version="1.0" encoding="utf-8"?>
-<w:document xmlns:wpc="http://schemas.microsoft.com/office/word/2010/wordprocessingCanvas" xmlns:cx="http://schemas.microsoft.com/office/drawing/2014/chartex" xmlns:cx1="http://schemas.microsoft.com/office/drawing/2015/9/8/chartex" xmlns:cx2="http://schemas.microsoft.com/office/drawing/2015/10/21/chartex" xmlns:cx3="http://schemas.microsoft.com/office/drawing/2016/5/9/chartex" xmlns:cx4="http://schemas.microsoft.com/office/drawing/2016/5/10/chartex" xmlns:cx5="http://schemas.microsoft.com/office/drawing/2016/5/11/chartex" xmlns:cx6="http://schemas.microsoft.com/office/drawing/2016/5/12/chartex" xmlns:cx7="http://schemas.microsoft.com/office/drawing/2016/5/13/chartex" xmlns:cx8="http://schemas.microsoft.com/office/drawing/2016/5/14/chartex" xmlns:mc="http://schemas.openxmlformats.org/markup-compatibility/2006" xmlns:aink="http://schemas.microsoft.com/office/drawing/2016/ink" xmlns:am3d="http://schemas.microsoft.com/office/drawing/2017/model3d" xmlns:o="urn:schemas-microsoft-com:office:office" xmlns:oel="http://schemas.microsoft.com/office/2019/extlst" xmlns:r="http://schemas.openxmlformats.org/officeDocument/2006/relationships" xmlns:m="http://schemas.openxmlformats.org/officeDocument/2006/math" xmlns:v="urn:schemas-microsoft-com:vml" xmlns:wp14="http://schemas.microsoft.com/office/word/2010/wordprocessingDrawing" xmlns:wp="http://schemas.openxmlformats.org/drawingml/2006/wordprocessingDrawing" xmlns:w10="urn:schemas-microsoft-com:office:word" xmlns:w="http://schemas.openxmlformats.org/wordprocessingml/2006/main" xmlns:w14="http://schemas.microsoft.com/office/word/2010/wordml" xmlns:w15="http://schemas.microsoft.com/office/word/2012/wordml" xmlns:w16cex="http://schemas.microsoft.com/office/word/2018/wordml/cex" xmlns:w16cid="http://schemas.microsoft.com/office/word/2016/wordml/cid" xmlns:w16="http://schemas.microsoft.com/office/word/2018/wordml" xmlns:w16sdtdh="http://schemas.microsoft.com/office/word/2020/wordml/sdtdatahash" xmlns:w16se="http://schemas.microsoft.com/office/word/2015/wordml/symex" xmlns:wpg="http://schemas.microsoft.com/office/word/2010/wordprocessingGroup" xmlns:wpi="http://schemas.microsoft.com/office/word/2010/wordprocessingInk" xmlns:wne="http://schemas.microsoft.com/office/word/2006/wordml" xmlns:wps="http://schemas.microsoft.com/office/word/2010/wordprocessingShape" mc:Ignorable="w14 w15 w16se w16cid w16 w16cex w16sdtdh wp14">
+<w:document xmlns:wpc="http://schemas.microsoft.com/office/word/2010/wordprocessingCanvas" xmlns:cx="http://schemas.microsoft.com/office/drawing/2014/chartex" xmlns:cx1="http://schemas.microsoft.com/office/drawing/2015/9/8/chartex" xmlns:cx2="http://schemas.microsoft.com/office/drawing/2015/10/21/chartex" xmlns:cx3="http://schemas.microsoft.com/office/drawing/2016/5/9/chartex" xmlns:cx4="http://schemas.microsoft.com/office/drawing/2016/5/10/chartex" xmlns:cx5="http://schemas.microsoft.com/office/drawing/2016/5/11/chartex" xmlns:cx6="http://schemas.microsoft.com/office/drawing/2016/5/12/chartex" xmlns:cx7="http://schemas.microsoft.com/office/drawing/2016/5/13/chartex" xmlns:cx8="http://schemas.microsoft.com/office/drawing/2016/5/14/chartex" xmlns:mc="http://schemas.openxmlformats.org/markup-compatibility/2006" xmlns:aink="http://schemas.microsoft.com/office/drawing/2016/ink" xmlns:am3d="http://schemas.microsoft.com/office/drawing/2017/model3d" xmlns:o="urn:schemas-microsoft-com:office:office" xmlns:oel="http://schemas.microsoft.com/office/2019/extlst" xmlns:r="http://schemas.openxmlformats.org/officeDocument/2006/relationships" xmlns:m="http://schemas.openxmlformats.org/officeDocument/2006/math" xmlns:v="urn:schemas-microsoft-com:vml" xmlns:wp14="http://schemas.microsoft.com/office/word/2010/wordprocessingDrawing" xmlns:wp="http://schemas.openxmlformats.org/drawingml/2006/wordprocessingDrawing" xmlns:w10="urn:schemas-microsoft-com:office:word" xmlns:w="http://schemas.openxmlformats.org/wordprocessingml/2006/main" xmlns:w14="http://schemas.microsoft.com/office/word/2010/wordml" xmlns:w15="http://schemas.microsoft.com/office/word/2012/wordml" xmlns:w16cex="http://schemas.microsoft.com/office/word/2018/wordml/cex" xmlns:w16cid="http://schemas.microsoft.com/office/word/2016/wordml/cid" xmlns:w16="http://schemas.microsoft.com/office/word/2018/wordml" xmlns:w16du="http://schemas.microsoft.com/office/word/2023/wordml/word16du" xmlns:w16sdtdh="http://schemas.microsoft.com/office/word/2020/wordml/sdtdatahash" xmlns:w16sdtfl="http://schemas.microsoft.com/office/word/2024/wordml/sdtformatlock" xmlns:w16se="http://schemas.microsoft.com/office/word/2015/wordml/symex" xmlns:wpg="http://schemas.microsoft.com/office/word/2010/wordprocessingGroup" xmlns:wpi="http://schemas.microsoft.com/office/word/2010/wordprocessingInk" xmlns:wne="http://schemas.microsoft.com/office/word/2006/wordml" xmlns:wps="http://schemas.microsoft.com/office/word/2010/wordprocessingShape" mc:Ignorable="w14 w15 w16se w16cid w16 w16cex w16sdtdh w16sdtfl w16du wp14">
   <w:body>
     <w:p>
       <w:pPr>
@@ -103,79 +103,74 @@
         <w:t>&lt;/multi&gt;</w:t>
       </w:r>
       <w:r>
-        <w:t>= ${ES} kWh/</w:t>
+        <w:t>= ${ES} kWh/yr</w:t>
+      </w:r>
+    </w:p>
+    <w:p>
+      <w:pPr>
+        <w:spacing w:line="360" w:lineRule="auto"/>
+        <w:jc w:val="both"/>
+      </w:pPr>
+      <w:r>
+        <w:tab/>
+      </w:r>
+      <w:r>
+        <w:t>DS</w:t>
+      </w:r>
+      <w:r>
+        <w:tab/>
+        <w:t xml:space="preserve">= </w:t>
+      </w:r>
+      <w:r>
+        <w:t>&lt;single&gt;DS</w:t>
+      </w:r>
+      <w:r>
+        <w:rPr>
+          <w:vertAlign w:val="subscript"/>
+        </w:rPr>
+        <w:t>1</w:t>
+      </w:r>
+      <w:r>
+        <w:t>&lt;/single&gt;&lt;multi&gt;</w:t>
+      </w:r>
+      <w:r>
+        <w:t>Σ</w:t>
+      </w:r>
+      <w:r>
+        <w:t xml:space="preserve"> </w:t>
+      </w:r>
+      <w:r>
+        <w:t>DS</w:t>
+      </w:r>
+      <w:r>
+        <w:rPr>
+          <w:vertAlign w:val="subscript"/>
+        </w:rPr>
+        <w:t>i</w:t>
+      </w:r>
+    </w:p>
+    <w:p>
+      <w:pPr>
+        <w:spacing w:line="360" w:lineRule="auto"/>
+        <w:jc w:val="both"/>
+        <w:rPr>
+          <w:vertAlign w:val="subscript"/>
+        </w:rPr>
+      </w:pPr>
+      <w:r>
+        <w:tab/>
+      </w:r>
+      <w:r>
+        <w:tab/>
+      </w:r>
+      <w:r>
+        <w:t>= ${</w:t>
       </w:r>
       <w:proofErr w:type="spellStart"/>
       <w:r>
-        <w:t>yr</w:t>
+        <w:t>DSSum</w:t>
       </w:r>
       <w:proofErr w:type="spellEnd"/>
-    </w:p>
-    <w:p>
-      <w:pPr>
-        <w:spacing w:line="360" w:lineRule="auto"/>
-        <w:jc w:val="both"/>
-      </w:pPr>
-      <w:r>
-        <w:tab/>
-      </w:r>
-      <w:r>
-        <w:t>DS</w:t>
-      </w:r>
-      <w:r>
-        <w:tab/>
-        <w:t xml:space="preserve">= </w:t>
-      </w:r>
-      <w:r>
-        <w:t>&lt;single&gt;DS</w:t>
-      </w:r>
-      <w:r>
-        <w:rPr>
-          <w:vertAlign w:val="subscript"/>
-        </w:rPr>
-        <w:t>1</w:t>
-      </w:r>
-      <w:r>
-        <w:t>&lt;/single&gt;&lt;multi&gt;</w:t>
-      </w:r>
-      <w:r>
-        <w:t>Σ</w:t>
-      </w:r>
-      <w:r>
-        <w:t xml:space="preserve"> </w:t>
-      </w:r>
-      <w:r>
-        <w:t>DS</w:t>
-      </w:r>
-      <w:r>
-        <w:rPr>
-          <w:vertAlign w:val="subscript"/>
-        </w:rPr>
-        <w:t>i</w:t>
-      </w:r>
-    </w:p>
-    <w:p>
-      <w:pPr>
-        <w:spacing w:line="360" w:lineRule="auto"/>
-        <w:jc w:val="both"/>
-        <w:rPr>
-          <w:vertAlign w:val="subscript"/>
-        </w:rPr>
-      </w:pPr>
-      <w:r>
-        <w:tab/>
-      </w:r>
-      <w:r>
-        <w:tab/>
-      </w:r>
-      <w:r>
-        <w:t>= ${</w:t>
-      </w:r>
-      <w:proofErr w:type="spellStart"/>
-      <w:r>
-        <w:t>DSSum</w:t>
-      </w:r>
-      <w:proofErr w:type="spellEnd"/>
       <w:r>
         <w:t>}</w:t>
       </w:r>
@@ -195,13 +190,8 @@
         <w:t>&lt;/multi&gt;</w:t>
       </w:r>
       <w:r>
-        <w:t>= ${DS} kW/</w:t>
-      </w:r>
-      <w:proofErr w:type="spellStart"/>
-      <w:r>
-        <w:t>yr</w:t>
-      </w:r>
-      <w:proofErr w:type="spellEnd"/>
+        <w:t>= ${DS} kW/yr</w:t>
+      </w:r>
     </w:p>
     <w:p>
       <w:pPr>
@@ -249,72 +239,38 @@
         <w:tab/>
       </w:r>
       <w:r>
-        <w:t>= (${ES} kWh/</w:t>
-      </w:r>
-      <w:proofErr w:type="spellStart"/>
-      <w:r>
-        <w:t>yr</w:t>
-      </w:r>
-      <w:proofErr w:type="spellEnd"/>
-      <w:r>
-        <w:t xml:space="preserve"> × ${EC}/kWh) + (${DS} kW/</w:t>
-      </w:r>
-      <w:proofErr w:type="spellStart"/>
-      <w:r>
-        <w:t>yr</w:t>
-      </w:r>
-      <w:proofErr w:type="spellEnd"/>
-      <w:r>
-        <w:t xml:space="preserve"> × ${DC}/kW)</w:t>
-      </w:r>
-    </w:p>
-    <w:p>
-      <w:pPr>
-        <w:spacing w:line="360" w:lineRule="auto"/>
-        <w:jc w:val="both"/>
-      </w:pPr>
-      <w:r>
-        <w:tab/>
-      </w:r>
-      <w:r>
-        <w:tab/>
-      </w:r>
-      <w:r>
-        <w:t>= ${ECS}/</w:t>
-      </w:r>
-      <w:proofErr w:type="spellStart"/>
-      <w:r>
-        <w:t>yr</w:t>
-      </w:r>
-      <w:proofErr w:type="spellEnd"/>
-      <w:r>
-        <w:t xml:space="preserve"> + ${DCS}/</w:t>
-      </w:r>
-      <w:proofErr w:type="spellStart"/>
-      <w:r>
-        <w:t>yr</w:t>
-      </w:r>
-      <w:proofErr w:type="spellEnd"/>
-    </w:p>
-    <w:p>
-      <w:pPr>
-        <w:spacing w:line="360" w:lineRule="auto"/>
-        <w:jc w:val="both"/>
-      </w:pPr>
-      <w:r>
-        <w:tab/>
-      </w:r>
-      <w:r>
-        <w:tab/>
-      </w:r>
-      <w:r>
-        <w:t>= ${ACS}/</w:t>
-      </w:r>
-      <w:proofErr w:type="spellStart"/>
-      <w:r>
-        <w:t>yr</w:t>
-      </w:r>
-      <w:proofErr w:type="spellEnd"/>
+        <w:t>= (${ES} kWh/yr × ${EC}/kWh) + (${DS} kW/yr × ${DC}/kW)</w:t>
+      </w:r>
+    </w:p>
+    <w:p>
+      <w:pPr>
+        <w:spacing w:line="360" w:lineRule="auto"/>
+        <w:jc w:val="both"/>
+      </w:pPr>
+      <w:r>
+        <w:tab/>
+      </w:r>
+      <w:r>
+        <w:tab/>
+      </w:r>
+      <w:r>
+        <w:t>= ${ECS}/yr + ${DCS}/yr</w:t>
+      </w:r>
+    </w:p>
+    <w:p>
+      <w:pPr>
+        <w:spacing w:line="360" w:lineRule="auto"/>
+        <w:jc w:val="both"/>
+      </w:pPr>
+      <w:r>
+        <w:tab/>
+      </w:r>
+      <w:r>
+        <w:tab/>
+      </w:r>
+      <w:r>
+        <w:t>= ${ACS}/yr</w:t>
+      </w:r>
     </w:p>
     <w:p>
       <w:pPr>
@@ -363,22 +319,38 @@
         <w:rPr>
           <w:bCs/>
         </w:rPr>
+        <w:t xml:space="preserve"> replacements.</w:t>
+      </w:r>
+      <w:r>
+        <w:rPr>
+          <w:bCs/>
+        </w:rPr>
+        <w:t>&lt;multi&gt;</w:t>
+      </w:r>
+      <w:r>
+        <w:rPr>
+          <w:bCs/>
+        </w:rPr>
         <w:t xml:space="preserve"> </w:t>
       </w:r>
-      <w:proofErr w:type="gramStart"/>
-      <w:r>
-        <w:rPr>
-          <w:bCs/>
-        </w:rPr>
-        <w:t>replacements.</w:t>
-      </w:r>
-      <w:r>
-        <w:rPr>
-          <w:bCs/>
-        </w:rPr>
-        <w:t>&lt;</w:t>
-      </w:r>
-      <w:proofErr w:type="gramEnd"/>
+      <w:r>
+        <w:rPr>
+          <w:bCs/>
+        </w:rPr>
+        <w:t>${INSTALL}</w:t>
+      </w:r>
+      <w:r>
+        <w:rPr>
+          <w:bCs/>
+        </w:rPr>
+        <w:t>.&lt;</w:t>
+      </w:r>
+      <w:r>
+        <w:rPr>
+          <w:bCs/>
+        </w:rPr>
+        <w:t>/</w:t>
+      </w:r>
       <w:r>
         <w:rPr>
           <w:bCs/>
@@ -395,195 +367,73 @@
         <w:rPr>
           <w:bCs/>
         </w:rPr>
-        <w:t>${INSTALL}</w:t>
-      </w:r>
-      <w:r>
-        <w:rPr>
-          <w:bCs/>
-        </w:rPr>
-        <w:t>.&lt;</w:t>
-      </w:r>
-      <w:r>
-        <w:rPr>
-          <w:bCs/>
-        </w:rPr>
-        <w:t>/</w:t>
-      </w:r>
-      <w:r>
-        <w:rPr>
-          <w:bCs/>
-        </w:rPr>
-        <w:t>multi&gt;</w:t>
+        <w:t xml:space="preserve">Therefore, </w:t>
+      </w:r>
+      <w:r>
+        <w:rPr>
+          <w:bCs/>
+        </w:rPr>
+        <w:t>${</w:t>
+      </w:r>
+      <w:r>
+        <w:rPr>
+          <w:bCs/>
+        </w:rPr>
+        <w:t>L</w:t>
+      </w:r>
+      <w:r>
+        <w:rPr>
+          <w:bCs/>
+        </w:rPr>
+        <w:t xml:space="preserve">N} </w:t>
+      </w:r>
+      <w:r>
+        <w:rPr>
+          <w:bCs/>
+        </w:rPr>
+        <w:t>LED bulbs would cost abou</w:t>
+      </w:r>
+      <w:r>
+        <w:rPr>
+          <w:bCs/>
+        </w:rPr>
+        <w:t>t ${BC}</w:t>
+      </w:r>
+      <w:r>
+        <w:rPr>
+          <w:bCs/>
+        </w:rPr>
+        <w:t xml:space="preserve">. </w:t>
+      </w:r>
+      <w:r>
+        <w:rPr>
+          <w:bCs/>
+        </w:rPr>
+        <w:t>The i</w:t>
+      </w:r>
+      <w:r>
+        <w:rPr>
+          <w:bCs/>
+        </w:rPr>
+        <w:t xml:space="preserve">nstallation cost is estimated </w:t>
+      </w:r>
+      <w:r>
+        <w:rPr>
+          <w:bCs/>
+        </w:rPr>
+        <w:t>to be ${LC}</w:t>
+      </w:r>
+      <w:r>
+        <w:rPr>
+          <w:bCs/>
+        </w:rPr>
+        <w:t>.</w:t>
       </w:r>
       <w:r>
         <w:rPr>
           <w:bCs/>
         </w:rPr>
         <w:t xml:space="preserve"> </w:t>
-      </w:r>
-      <w:r>
-        <w:rPr>
-          <w:bCs/>
-        </w:rPr>
-        <w:t xml:space="preserve">Therefore, </w:t>
-      </w:r>
-      <w:r>
-        <w:rPr>
-          <w:bCs/>
-        </w:rPr>
-        <w:t>${</w:t>
-      </w:r>
-      <w:r>
-        <w:rPr>
-          <w:bCs/>
-        </w:rPr>
-        <w:t>L</w:t>
-      </w:r>
-      <w:r>
-        <w:rPr>
-          <w:bCs/>
-        </w:rPr>
-        <w:t xml:space="preserve">N} </w:t>
-      </w:r>
-      <w:r>
-        <w:rPr>
-          <w:bCs/>
-        </w:rPr>
-        <w:t>LED bulbs would cost abou</w:t>
-      </w:r>
-      <w:r>
-        <w:rPr>
-          <w:bCs/>
-        </w:rPr>
-        <w:t>t ${BC}</w:t>
-      </w:r>
-      <w:r>
-        <w:rPr>
-          <w:bCs/>
-        </w:rPr>
-        <w:t xml:space="preserve">. </w:t>
-      </w:r>
-      <w:r>
-        <w:rPr>
-          <w:bCs/>
-        </w:rPr>
-        <w:t>The i</w:t>
-      </w:r>
-      <w:r>
-        <w:rPr>
-          <w:bCs/>
-        </w:rPr>
-        <w:t xml:space="preserve">nstallation cost is estimated </w:t>
-      </w:r>
-      <w:r>
-        <w:rPr>
-          <w:bCs/>
-        </w:rPr>
-        <w:t>to be ${LC</w:t>
-      </w:r>
-      <w:proofErr w:type="gramStart"/>
-      <w:r>
-        <w:rPr>
-          <w:bCs/>
-        </w:rPr>
-        <w:t>}</w:t>
-      </w:r>
-      <w:r>
-        <w:rPr>
-          <w:bCs/>
-        </w:rPr>
-        <w:t>.</w:t>
-      </w:r>
-      <w:r>
-        <w:rPr>
-          <w:bCs/>
-        </w:rPr>
-        <w:t>&lt;</w:t>
-      </w:r>
-      <w:proofErr w:type="spellStart"/>
-      <w:proofErr w:type="gramEnd"/>
-      <w:r>
-        <w:rPr>
-          <w:bCs/>
-        </w:rPr>
-        <w:t>ms</w:t>
-      </w:r>
-      <w:proofErr w:type="spellEnd"/>
-      <w:r>
-        <w:rPr>
-          <w:bCs/>
-        </w:rPr>
-        <w:t>&gt;</w:t>
-      </w:r>
-      <w:r>
-        <w:rPr>
-          <w:bCs/>
-        </w:rPr>
-        <w:t xml:space="preserve"> </w:t>
-      </w:r>
-      <w:r>
-        <w:rPr>
-          <w:bCs/>
-        </w:rPr>
-        <w:t>${MSN} motion sensors need to be installed to control the light when the area is unoccupied. Each motion sensor costs ${MSPL} for parts and labor</w:t>
-      </w:r>
-      <w:r>
-        <w:rPr>
-          <w:bCs/>
-        </w:rPr>
-        <w:t xml:space="preserve">, resulting in a </w:t>
-      </w:r>
-      <w:r>
-        <w:rPr>
-          <w:bCs/>
-        </w:rPr>
-        <w:t xml:space="preserve">total </w:t>
-      </w:r>
-      <w:r>
-        <w:rPr>
-          <w:bCs/>
-        </w:rPr>
-        <w:t>of</w:t>
-      </w:r>
-      <w:r>
-        <w:rPr>
-          <w:bCs/>
-        </w:rPr>
-        <w:t xml:space="preserve"> ${MSC</w:t>
-      </w:r>
-      <w:proofErr w:type="gramStart"/>
-      <w:r>
-        <w:rPr>
-          <w:bCs/>
-        </w:rPr>
-        <w:t>}.</w:t>
-      </w:r>
-      <w:r>
-        <w:rPr>
-          <w:bCs/>
-        </w:rPr>
-        <w:t>&lt;</w:t>
-      </w:r>
-      <w:proofErr w:type="gramEnd"/>
-      <w:r>
-        <w:rPr>
-          <w:bCs/>
-        </w:rPr>
-        <w:t>/</w:t>
-      </w:r>
-      <w:proofErr w:type="spellStart"/>
-      <w:r>
-        <w:rPr>
-          <w:bCs/>
-        </w:rPr>
-        <w:t>ms</w:t>
-      </w:r>
-      <w:proofErr w:type="spellEnd"/>
-      <w:r>
-        <w:rPr>
-          <w:bCs/>
-        </w:rPr>
-        <w:t xml:space="preserve">&gt; </w:t>
       </w:r>
       <w:r>
         <w:rPr>
@@ -694,21 +544,12 @@
         </w:rPr>
         <w:sym w:font="Symbol" w:char="F0D7"/>
       </w:r>
-      <w:proofErr w:type="spellStart"/>
-      <w:r>
-        <w:rPr>
-          <w:rFonts w:eastAsia="Times New Roman"/>
-          <w:color w:val="000000"/>
-        </w:rPr>
-        <w:t>yr</w:t>
-      </w:r>
-      <w:proofErr w:type="spellEnd"/>
-      <w:r>
-        <w:rPr>
-          <w:rFonts w:eastAsia="Times New Roman"/>
-          <w:color w:val="000000"/>
-        </w:rPr>
-        <w:t>/kWh</w:t>
+      <w:r>
+        <w:rPr>
+          <w:rFonts w:eastAsia="Times New Roman"/>
+          <w:color w:val="000000"/>
+        </w:rPr>
+        <w:t>yr/kWh</w:t>
       </w:r>
       <w:r>
         <w:rPr>
@@ -800,7 +641,6 @@
         </w:rPr>
         <w:sym w:font="Symbol" w:char="F0D7"/>
       </w:r>
-      <w:proofErr w:type="spellStart"/>
       <w:r>
         <w:rPr>
           <w:rFonts w:eastAsia="Times New Roman"/>
@@ -808,7 +648,6 @@
         </w:rPr>
         <w:t>yr</w:t>
       </w:r>
-      <w:proofErr w:type="spellEnd"/>
       <w:r>
         <w:rPr>
           <w:rFonts w:eastAsia="Times New Roman"/>
@@ -848,17 +687,8 @@
           <w:rFonts w:eastAsia="Times New Roman"/>
           <w:color w:val="000000"/>
         </w:rPr>
-        <w:t>kWh/</w:t>
-      </w:r>
-      <w:proofErr w:type="spellStart"/>
-      <w:r>
-        <w:rPr>
-          <w:rFonts w:eastAsia="Times New Roman"/>
-          <w:color w:val="000000"/>
-        </w:rPr>
-        <w:t>yr</w:t>
-      </w:r>
-      <w:proofErr w:type="spellEnd"/>
+        <w:t>kWh/yr</w:t>
+      </w:r>
     </w:p>
     <w:p>
       <w:pPr>
@@ -1124,46 +954,175 @@
         <w:rPr>
           <w:bCs/>
         </w:rPr>
+        <w:tab/>
+      </w:r>
+      <w:r>
+        <w:rPr>
+          <w:bCs/>
+        </w:rPr>
+        <w:t xml:space="preserve">The </w:t>
+      </w:r>
+      <w:r>
+        <w:rPr>
+          <w:bCs/>
+        </w:rPr>
+        <w:t>modified</w:t>
+      </w:r>
+      <w:r>
+        <w:rPr>
+          <w:bCs/>
+        </w:rPr>
+        <w:t xml:space="preserve"> implementation cost is ${MIC}.</w:t>
+      </w:r>
+      <w:r>
+        <w:rPr>
+          <w:bCs/>
+        </w:rPr>
+        <w:t>&lt;/REBATE&gt;</w:t>
+      </w:r>
+    </w:p>
+    <w:p>
+      <w:pPr>
+        <w:spacing w:before="120" w:line="360" w:lineRule="auto"/>
+        <w:jc w:val="both"/>
+        <w:rPr>
+          <w:b/>
+        </w:rPr>
+      </w:pPr>
+      <w:r>
+        <w:rPr>
+          <w:b/>
+        </w:rPr>
         <w:lastRenderedPageBreak/>
         <w:tab/>
       </w:r>
       <w:r>
         <w:rPr>
-          <w:bCs/>
-        </w:rPr>
-        <w:t xml:space="preserve">The </w:t>
-      </w:r>
-      <w:r>
-        <w:rPr>
-          <w:bCs/>
-        </w:rPr>
-        <w:t>modified</w:t>
-      </w:r>
-      <w:r>
-        <w:rPr>
-          <w:bCs/>
-        </w:rPr>
-        <w:t xml:space="preserve"> implementation cost is ${MIC</w:t>
-      </w:r>
-      <w:proofErr w:type="gramStart"/>
-      <w:r>
-        <w:rPr>
-          <w:bCs/>
-        </w:rPr>
-        <w:t>}.</w:t>
-      </w:r>
-      <w:r>
-        <w:rPr>
-          <w:bCs/>
-        </w:rPr>
-        <w:t>&lt;</w:t>
-      </w:r>
-      <w:proofErr w:type="gramEnd"/>
-      <w:r>
-        <w:rPr>
-          <w:bCs/>
-        </w:rPr>
-        <w:t>/REBATE&gt;</w:t>
+          <w:b/>
+        </w:rPr>
+        <w:t xml:space="preserve">The annual electricity savings for this </w:t>
+      </w:r>
+      <w:r>
+        <w:rPr>
+          <w:b/>
+        </w:rPr>
+        <w:t>recommendation</w:t>
+      </w:r>
+      <w:r>
+        <w:rPr>
+          <w:b/>
+        </w:rPr>
+        <w:t xml:space="preserve"> will be </w:t>
+      </w:r>
+      <w:r>
+        <w:rPr>
+          <w:b/>
+          <w:u w:val="single"/>
+        </w:rPr>
+        <w:t>${ES}</w:t>
+      </w:r>
+      <w:r>
+        <w:rPr>
+          <w:b/>
+          <w:u w:val="single"/>
+        </w:rPr>
+        <w:t xml:space="preserve"> kWh</w:t>
+      </w:r>
+      <w:r>
+        <w:rPr>
+          <w:b/>
+        </w:rPr>
+        <w:t xml:space="preserve">, and the annual demand savings is </w:t>
+      </w:r>
+      <w:r>
+        <w:rPr>
+          <w:b/>
+          <w:u w:val="single"/>
+        </w:rPr>
+        <w:t>${DS}</w:t>
+      </w:r>
+      <w:r>
+        <w:rPr>
+          <w:b/>
+          <w:u w:val="single"/>
+        </w:rPr>
+        <w:t xml:space="preserve"> kW</w:t>
+      </w:r>
+      <w:r>
+        <w:rPr>
+          <w:b/>
+        </w:rPr>
+        <w:t xml:space="preserve">. The estimated annual cost savings is </w:t>
+      </w:r>
+      <w:r>
+        <w:rPr>
+          <w:b/>
+          <w:u w:val="single"/>
+        </w:rPr>
+        <w:t>$</w:t>
+      </w:r>
+      <w:r>
+        <w:rPr>
+          <w:b/>
+          <w:u w:val="single"/>
+        </w:rPr>
+        <w:t>{ACS}</w:t>
+      </w:r>
+      <w:r>
+        <w:rPr>
+          <w:b/>
+        </w:rPr>
+        <w:t xml:space="preserve"> </w:t>
+      </w:r>
+      <w:r>
+        <w:rPr>
+          <w:b/>
+        </w:rPr>
+        <w:t xml:space="preserve">and, with </w:t>
+      </w:r>
+      <w:r>
+        <w:rPr>
+          <w:b/>
+          <w:u w:val="single"/>
+        </w:rPr>
+        <w:t>${IC}</w:t>
+      </w:r>
+      <w:r>
+        <w:rPr>
+          <w:b/>
+        </w:rPr>
+        <w:t xml:space="preserve"> </w:t>
+      </w:r>
+      <w:r>
+        <w:rPr>
+          <w:b/>
+        </w:rPr>
+        <w:t>in implementation costs, the payback period will be about</w:t>
+      </w:r>
+      <w:r>
+        <w:rPr>
+          <w:b/>
+        </w:rPr>
+        <w:t xml:space="preserve"> </w:t>
+      </w:r>
+      <w:r>
+        <w:rPr>
+          <w:b/>
+          <w:u w:val="single"/>
+        </w:rPr>
+        <w:t>${PB}</w:t>
+      </w:r>
+      <w:r>
+        <w:rPr>
+          <w:b/>
+        </w:rPr>
+        <w:t xml:space="preserve">. </w:t>
+      </w:r>
+      <w:r>
+        <w:rPr>
+          <w:b/>
+        </w:rPr>
+        <w:t xml:space="preserve"> </w:t>
       </w:r>
     </w:p>
     <w:p>
@@ -1178,163 +1137,6 @@
         <w:rPr>
           <w:b/>
         </w:rPr>
-        <w:tab/>
-      </w:r>
-      <w:r>
-        <w:rPr>
-          <w:b/>
-        </w:rPr>
-        <w:t xml:space="preserve">The annual electricity savings for this </w:t>
-      </w:r>
-      <w:r>
-        <w:rPr>
-          <w:b/>
-        </w:rPr>
-        <w:t>recommendation</w:t>
-      </w:r>
-      <w:r>
-        <w:rPr>
-          <w:b/>
-        </w:rPr>
-        <w:t xml:space="preserve"> will be </w:t>
-      </w:r>
-      <w:r>
-        <w:rPr>
-          <w:b/>
-          <w:u w:val="single"/>
-        </w:rPr>
-        <w:t>${ES}</w:t>
-      </w:r>
-      <w:r>
-        <w:rPr>
-          <w:b/>
-          <w:u w:val="single"/>
-        </w:rPr>
-        <w:t xml:space="preserve"> kWh</w:t>
-      </w:r>
-      <w:r>
-        <w:rPr>
-          <w:b/>
-        </w:rPr>
-        <w:t xml:space="preserve">, and the annual demand savings is </w:t>
-      </w:r>
-      <w:r>
-        <w:rPr>
-          <w:b/>
-          <w:u w:val="single"/>
-        </w:rPr>
-        <w:t>${DS}</w:t>
-      </w:r>
-      <w:r>
-        <w:rPr>
-          <w:b/>
-          <w:u w:val="single"/>
-        </w:rPr>
-        <w:t xml:space="preserve"> kW</w:t>
-      </w:r>
-      <w:r>
-        <w:rPr>
-          <w:b/>
-        </w:rPr>
-        <w:t xml:space="preserve">. The estimated annual cost savings is </w:t>
-      </w:r>
-      <w:r>
-        <w:rPr>
-          <w:b/>
-          <w:u w:val="single"/>
-        </w:rPr>
-        <w:t>$</w:t>
-      </w:r>
-      <w:r>
-        <w:rPr>
-          <w:b/>
-          <w:u w:val="single"/>
-        </w:rPr>
-        <w:t>{ACS}</w:t>
-      </w:r>
-      <w:r>
-        <w:rPr>
-          <w:b/>
-        </w:rPr>
-        <w:t xml:space="preserve"> </w:t>
-      </w:r>
-      <w:r>
-        <w:rPr>
-          <w:b/>
-        </w:rPr>
-        <w:t xml:space="preserve">and, with </w:t>
-      </w:r>
-      <w:r>
-        <w:rPr>
-          <w:b/>
-          <w:u w:val="single"/>
-        </w:rPr>
-        <w:t>${MIC}</w:t>
-      </w:r>
-      <w:r>
-        <w:rPr>
-          <w:b/>
-        </w:rPr>
-        <w:t xml:space="preserve"> </w:t>
-      </w:r>
-      <w:r>
-        <w:rPr>
-          <w:b/>
-        </w:rPr>
-        <w:t>in implementation costs, the payback period will be about</w:t>
-      </w:r>
-      <w:r>
-        <w:rPr>
-          <w:b/>
-        </w:rPr>
-        <w:t xml:space="preserve"> </w:t>
-      </w:r>
-      <w:r>
-        <w:rPr>
-          <w:b/>
-          <w:u w:val="single"/>
-        </w:rPr>
-        <w:t>${</w:t>
-      </w:r>
-      <w:r>
-        <w:rPr>
-          <w:b/>
-          <w:u w:val="single"/>
-        </w:rPr>
-        <w:t>M</w:t>
-      </w:r>
-      <w:r>
-        <w:rPr>
-          <w:b/>
-          <w:u w:val="single"/>
-        </w:rPr>
-        <w:t>PB}</w:t>
-      </w:r>
-      <w:r>
-        <w:rPr>
-          <w:b/>
-        </w:rPr>
-        <w:t xml:space="preserve">. </w:t>
-      </w:r>
-      <w:r>
-        <w:rPr>
-          <w:b/>
-        </w:rPr>
-        <w:t xml:space="preserve"> </w:t>
-      </w:r>
-    </w:p>
-    <w:p>
-      <w:pPr>
-        <w:spacing w:before="120" w:line="360" w:lineRule="auto"/>
-        <w:jc w:val="both"/>
-        <w:rPr>
-          <w:b/>
-        </w:rPr>
-      </w:pPr>
-      <w:r>
-        <w:rPr>
-          <w:b/>
-        </w:rPr>
         <w:t>Implementation cost references</w:t>
       </w:r>
     </w:p>
@@ -1350,15 +1152,7 @@
         <w:tab/>
       </w:r>
       <w:r>
-        <w:t xml:space="preserve">The below links are for implementation cost references. We do not endorse/recommend these brands or products. Furthermore, these products may or may not be suitable for the application. The client should contact a vendor(s) to conduct a detailed study of the process, </w:t>
-      </w:r>
-      <w:proofErr w:type="gramStart"/>
-      <w:r>
-        <w:t>in order to</w:t>
-      </w:r>
-      <w:proofErr w:type="gramEnd"/>
-      <w:r>
-        <w:t xml:space="preserve"> determine the best product for the recommended application. </w:t>
+        <w:t xml:space="preserve">The below links are for implementation cost references. We do not endorse/recommend these brands or products. Furthermore, these products may or may not be suitable for the application. The client should contact a vendor(s) to conduct a detailed study of the process, in order to determine the best product for the recommended application. </w:t>
       </w:r>
     </w:p>
     <w:p>
@@ -1426,7 +1220,7 @@
 </file>
 
 <file path=word/numbering.xml><?xml version="1.0" encoding="utf-8"?>
-<w:numbering xmlns:wpc="http://schemas.microsoft.com/office/word/2010/wordprocessingCanvas" xmlns:cx="http://schemas.microsoft.com/office/drawing/2014/chartex" xmlns:cx1="http://schemas.microsoft.com/office/drawing/2015/9/8/chartex" xmlns:cx2="http://schemas.microsoft.com/office/drawing/2015/10/21/chartex" xmlns:cx3="http://schemas.microsoft.com/office/drawing/2016/5/9/chartex" xmlns:cx4="http://schemas.microsoft.com/office/drawing/2016/5/10/chartex" xmlns:cx5="http://schemas.microsoft.com/office/drawing/2016/5/11/chartex" xmlns:cx6="http://schemas.microsoft.com/office/drawing/2016/5/12/chartex" xmlns:cx7="http://schemas.microsoft.com/office/drawing/2016/5/13/chartex" xmlns:cx8="http://schemas.microsoft.com/office/drawing/2016/5/14/chartex" xmlns:mc="http://schemas.openxmlformats.org/markup-compatibility/2006" xmlns:aink="http://schemas.microsoft.com/office/drawing/2016/ink" xmlns:am3d="http://schemas.microsoft.com/office/drawing/2017/model3d" xmlns:o="urn:schemas-microsoft-com:office:office" xmlns:oel="http://schemas.microsoft.com/office/2019/extlst" xmlns:r="http://schemas.openxmlformats.org/officeDocument/2006/relationships" xmlns:m="http://schemas.openxmlformats.org/officeDocument/2006/math" xmlns:v="urn:schemas-microsoft-com:vml" xmlns:wp14="http://schemas.microsoft.com/office/word/2010/wordprocessingDrawing" xmlns:wp="http://schemas.openxmlformats.org/drawingml/2006/wordprocessingDrawing" xmlns:w10="urn:schemas-microsoft-com:office:word" xmlns:w="http://schemas.openxmlformats.org/wordprocessingml/2006/main" xmlns:w14="http://schemas.microsoft.com/office/word/2010/wordml" xmlns:w15="http://schemas.microsoft.com/office/word/2012/wordml" xmlns:w16cex="http://schemas.microsoft.com/office/word/2018/wordml/cex" xmlns:w16cid="http://schemas.microsoft.com/office/word/2016/wordml/cid" xmlns:w16="http://schemas.microsoft.com/office/word/2018/wordml" xmlns:w16sdtdh="http://schemas.microsoft.com/office/word/2020/wordml/sdtdatahash" xmlns:w16se="http://schemas.microsoft.com/office/word/2015/wordml/symex" xmlns:wpg="http://schemas.microsoft.com/office/word/2010/wordprocessingGroup" xmlns:wpi="http://schemas.microsoft.com/office/word/2010/wordprocessingInk" xmlns:wne="http://schemas.microsoft.com/office/word/2006/wordml" xmlns:wps="http://schemas.microsoft.com/office/word/2010/wordprocessingShape" mc:Ignorable="w14 w15 w16se w16cid w16 w16cex w16sdtdh wp14">
+<w:numbering xmlns:wpc="http://schemas.microsoft.com/office/word/2010/wordprocessingCanvas" xmlns:cx="http://schemas.microsoft.com/office/drawing/2014/chartex" xmlns:cx1="http://schemas.microsoft.com/office/drawing/2015/9/8/chartex" xmlns:cx2="http://schemas.microsoft.com/office/drawing/2015/10/21/chartex" xmlns:cx3="http://schemas.microsoft.com/office/drawing/2016/5/9/chartex" xmlns:cx4="http://schemas.microsoft.com/office/drawing/2016/5/10/chartex" xmlns:cx5="http://schemas.microsoft.com/office/drawing/2016/5/11/chartex" xmlns:cx6="http://schemas.microsoft.com/office/drawing/2016/5/12/chartex" xmlns:cx7="http://schemas.microsoft.com/office/drawing/2016/5/13/chartex" xmlns:cx8="http://schemas.microsoft.com/office/drawing/2016/5/14/chartex" xmlns:mc="http://schemas.openxmlformats.org/markup-compatibility/2006" xmlns:aink="http://schemas.microsoft.com/office/drawing/2016/ink" xmlns:am3d="http://schemas.microsoft.com/office/drawing/2017/model3d" xmlns:o="urn:schemas-microsoft-com:office:office" xmlns:oel="http://schemas.microsoft.com/office/2019/extlst" xmlns:r="http://schemas.openxmlformats.org/officeDocument/2006/relationships" xmlns:m="http://schemas.openxmlformats.org/officeDocument/2006/math" xmlns:v="urn:schemas-microsoft-com:vml" xmlns:wp14="http://schemas.microsoft.com/office/word/2010/wordprocessingDrawing" xmlns:wp="http://schemas.openxmlformats.org/drawingml/2006/wordprocessingDrawing" xmlns:w10="urn:schemas-microsoft-com:office:word" xmlns:w="http://schemas.openxmlformats.org/wordprocessingml/2006/main" xmlns:w14="http://schemas.microsoft.com/office/word/2010/wordml" xmlns:w15="http://schemas.microsoft.com/office/word/2012/wordml" xmlns:w16cex="http://schemas.microsoft.com/office/word/2018/wordml/cex" xmlns:w16cid="http://schemas.microsoft.com/office/word/2016/wordml/cid" xmlns:w16="http://schemas.microsoft.com/office/word/2018/wordml" xmlns:w16du="http://schemas.microsoft.com/office/word/2023/wordml/word16du" xmlns:w16sdtdh="http://schemas.microsoft.com/office/word/2020/wordml/sdtdatahash" xmlns:w16sdtfl="http://schemas.microsoft.com/office/word/2024/wordml/sdtformatlock" xmlns:w16se="http://schemas.microsoft.com/office/word/2015/wordml/symex" xmlns:wpg="http://schemas.microsoft.com/office/word/2010/wordprocessingGroup" xmlns:wpi="http://schemas.microsoft.com/office/word/2010/wordprocessingInk" xmlns:wne="http://schemas.microsoft.com/office/word/2006/wordml" xmlns:wps="http://schemas.microsoft.com/office/word/2010/wordprocessingShape" mc:Ignorable="w14 w15 w16se w16cid w16 w16cex w16sdtdh w16sdtfl w16du wp14">
   <w:abstractNum w:abstractNumId="0" w15:restartNumberingAfterBreak="0">
     <w:nsid w:val="101C41C1"/>
     <w:multiLevelType w:val="hybridMultilevel"/>
@@ -1547,7 +1341,7 @@
 </file>
 
 <file path=word/styles.xml><?xml version="1.0" encoding="utf-8"?>
-<w:styles xmlns:mc="http://schemas.openxmlformats.org/markup-compatibility/2006" xmlns:r="http://schemas.openxmlformats.org/officeDocument/2006/relationships" xmlns:w="http://schemas.openxmlformats.org/wordprocessingml/2006/main" xmlns:w14="http://schemas.microsoft.com/office/word/2010/wordml" xmlns:w15="http://schemas.microsoft.com/office/word/2012/wordml" xmlns:w16cex="http://schemas.microsoft.com/office/word/2018/wordml/cex" xmlns:w16cid="http://schemas.microsoft.com/office/word/2016/wordml/cid" xmlns:w16="http://schemas.microsoft.com/office/word/2018/wordml" xmlns:w16sdtdh="http://schemas.microsoft.com/office/word/2020/wordml/sdtdatahash" xmlns:w16se="http://schemas.microsoft.com/office/word/2015/wordml/symex" mc:Ignorable="w14 w15 w16se w16cid w16 w16cex w16sdtdh">
+<w:styles xmlns:mc="http://schemas.openxmlformats.org/markup-compatibility/2006" xmlns:r="http://schemas.openxmlformats.org/officeDocument/2006/relationships" xmlns:w="http://schemas.openxmlformats.org/wordprocessingml/2006/main" xmlns:w14="http://schemas.microsoft.com/office/word/2010/wordml" xmlns:w15="http://schemas.microsoft.com/office/word/2012/wordml" xmlns:w16cex="http://schemas.microsoft.com/office/word/2018/wordml/cex" xmlns:w16cid="http://schemas.microsoft.com/office/word/2016/wordml/cid" xmlns:w16="http://schemas.microsoft.com/office/word/2018/wordml" xmlns:w16du="http://schemas.microsoft.com/office/word/2023/wordml/word16du" xmlns:w16sdtdh="http://schemas.microsoft.com/office/word/2020/wordml/sdtdatahash" xmlns:w16sdtfl="http://schemas.microsoft.com/office/word/2024/wordml/sdtformatlock" xmlns:w16se="http://schemas.microsoft.com/office/word/2015/wordml/symex" mc:Ignorable="w14 w15 w16se w16cid w16 w16cex w16sdtdh w16sdtfl w16du">
   <w:docDefaults>
     <w:rPrDefault>
       <w:rPr>
